--- a/Word Tables/Table5_Charges_Analysis.docx
+++ b/Word Tables/Table5_Charges_Analysis.docx
@@ -236,31 +236,31 @@
                 <w:rFonts w:ascii="Calibri" w:hAnsi="Calibri"/>
                 <w:sz w:val="20"/>
               </w:rPr>
-              <w:t xml:space="default">$28,971 ($15,144–$45,009)</w:t>
-            </w:r>
-          </w:p>
-        </w:tc>
-        <w:tc>
-          <w:tcPr>
-            <w:tcBorders>
-              <w:top w:val="single" w:space="0" w:color="D3D3D3"/>
-              <w:bottom w:val="single" w:space="0" w:color="D3D3D3"/>
-              <w:start w:val="single" w:space="0" w:color="D3D3D3"/>
-              <w:end w:val="single" w:space="0" w:color="D3D3D3"/>
-            </w:tcBorders>
-          </w:tcPr>
-          <w:p>
-            <w:pPr>
-              <w:spacing w:before="0" w:after="60"/>
-              <w:keepNext/>
-              <w:jc w:val="start"/>
-            </w:pPr>
-            <w:r>
-              <w:rPr>
-                <w:rFonts w:ascii="Calibri" w:hAnsi="Calibri"/>
-                <w:sz w:val="20"/>
-              </w:rPr>
-              <w:t xml:space="default">$32,826 ($21,149–$51,195)</w:t>
+              <w:t xml:space="default">$28,855 ($15,004–$45,009)</w:t>
+            </w:r>
+          </w:p>
+        </w:tc>
+        <w:tc>
+          <w:tcPr>
+            <w:tcBorders>
+              <w:top w:val="single" w:space="0" w:color="D3D3D3"/>
+              <w:bottom w:val="single" w:space="0" w:color="D3D3D3"/>
+              <w:start w:val="single" w:space="0" w:color="D3D3D3"/>
+              <w:end w:val="single" w:space="0" w:color="D3D3D3"/>
+            </w:tcBorders>
+          </w:tcPr>
+          <w:p>
+            <w:pPr>
+              <w:spacing w:before="0" w:after="60"/>
+              <w:keepNext/>
+              <w:jc w:val="start"/>
+            </w:pPr>
+            <w:r>
+              <w:rPr>
+                <w:rFonts w:ascii="Calibri" w:hAnsi="Calibri"/>
+                <w:sz w:val="20"/>
+              </w:rPr>
+              <w:t xml:space="default">$33,028 ($21,392–$51,195)</w:t>
             </w:r>
           </w:p>
         </w:tc>
@@ -413,7 +413,7 @@
                 <w:sz w:val="20"/>
                 <w:b w:val="true"/>
               </w:rPr>
-              <w:t xml:space="default">0.188</w:t>
+              <w:t xml:space="default">0.213</w:t>
             </w:r>
           </w:p>
         </w:tc>
@@ -438,7 +438,7 @@
                 <w:sz w:val="20"/>
                 <w:b w:val="true"/>
               </w:rPr>
-              <w:t xml:space="default">0.105</w:t>
+              <w:t xml:space="default">0.085</w:t>
             </w:r>
           </w:p>
         </w:tc>
@@ -491,31 +491,31 @@
                 <w:rFonts w:ascii="Calibri" w:hAnsi="Calibri"/>
                 <w:sz w:val="20"/>
               </w:rPr>
-              <w:t xml:space="default">$25,518 ($12,196–$50,692)</w:t>
-            </w:r>
-          </w:p>
-        </w:tc>
-        <w:tc>
-          <w:tcPr>
-            <w:tcBorders>
-              <w:top w:val="single" w:space="0" w:color="D3D3D3"/>
-              <w:bottom w:val="single" w:space="0" w:color="D3D3D3"/>
-              <w:start w:val="single" w:space="0" w:color="D3D3D3"/>
-              <w:end w:val="single" w:space="0" w:color="D3D3D3"/>
-            </w:tcBorders>
-          </w:tcPr>
-          <w:p>
-            <w:pPr>
-              <w:spacing w:before="0" w:after="60"/>
-              <w:keepNext/>
-              <w:jc w:val="start"/>
-            </w:pPr>
-            <w:r>
-              <w:rPr>
-                <w:rFonts w:ascii="Calibri" w:hAnsi="Calibri"/>
-                <w:sz w:val="20"/>
-              </w:rPr>
-              <w:t xml:space="default">$33,028 ($23,184–$50,678)</w:t>
+              <w:t xml:space="default">$25,518 ($12,134–$50,692)</w:t>
+            </w:r>
+          </w:p>
+        </w:tc>
+        <w:tc>
+          <w:tcPr>
+            <w:tcBorders>
+              <w:top w:val="single" w:space="0" w:color="D3D3D3"/>
+              <w:bottom w:val="single" w:space="0" w:color="D3D3D3"/>
+              <w:start w:val="single" w:space="0" w:color="D3D3D3"/>
+              <w:end w:val="single" w:space="0" w:color="D3D3D3"/>
+            </w:tcBorders>
+          </w:tcPr>
+          <w:p>
+            <w:pPr>
+              <w:spacing w:before="0" w:after="60"/>
+              <w:keepNext/>
+              <w:jc w:val="start"/>
+            </w:pPr>
+            <w:r>
+              <w:rPr>
+                <w:rFonts w:ascii="Calibri" w:hAnsi="Calibri"/>
+                <w:sz w:val="20"/>
+              </w:rPr>
+              <w:t xml:space="default">$27,091 ($23,184–$50,678)</w:t>
             </w:r>
           </w:p>
         </w:tc>
@@ -765,7 +765,7 @@
                 <w:rFonts w:ascii="Calibri" w:hAnsi="Calibri"/>
                 <w:sz w:val="20"/>
               </w:rPr>
-              <w:t xml:space="default">$28,542 ($16,686–$47,136)</w:t>
+              <w:t xml:space="default">$28,542 ($17,087–$47,911)</w:t>
             </w:r>
           </w:p>
         </w:tc>
@@ -866,31 +866,31 @@
                 <w:rFonts w:ascii="Calibri" w:hAnsi="Calibri"/>
                 <w:sz w:val="20"/>
               </w:rPr>
-              <w:t xml:space="default">$34,897 ($10,528–$60,437)</w:t>
-            </w:r>
-          </w:p>
-        </w:tc>
-        <w:tc>
-          <w:tcPr>
-            <w:tcBorders>
-              <w:top w:val="single" w:space="0" w:color="D3D3D3"/>
-              <w:bottom w:val="single" w:space="0" w:color="D3D3D3"/>
-              <w:start w:val="single" w:space="0" w:color="D3D3D3"/>
-              <w:end w:val="single" w:space="0" w:color="D3D3D3"/>
-            </w:tcBorders>
-          </w:tcPr>
-          <w:p>
-            <w:pPr>
-              <w:spacing w:before="0" w:after="60"/>
-              <w:keepNext/>
-              <w:jc w:val="start"/>
-            </w:pPr>
-            <w:r>
-              <w:rPr>
-                <w:rFonts w:ascii="Calibri" w:hAnsi="Calibri"/>
-                <w:sz w:val="20"/>
-              </w:rPr>
-              <w:t xml:space="default">$41,870 ($27,323–$64,018)</w:t>
+              <w:t xml:space="default">$25,409 ($10,528–$60,437)</w:t>
+            </w:r>
+          </w:p>
+        </w:tc>
+        <w:tc>
+          <w:tcPr>
+            <w:tcBorders>
+              <w:top w:val="single" w:space="0" w:color="D3D3D3"/>
+              <w:bottom w:val="single" w:space="0" w:color="D3D3D3"/>
+              <w:start w:val="single" w:space="0" w:color="D3D3D3"/>
+              <w:end w:val="single" w:space="0" w:color="D3D3D3"/>
+            </w:tcBorders>
+          </w:tcPr>
+          <w:p>
+            <w:pPr>
+              <w:spacing w:before="0" w:after="60"/>
+              <w:keepNext/>
+              <w:jc w:val="start"/>
+            </w:pPr>
+            <w:r>
+              <w:rPr>
+                <w:rFonts w:ascii="Calibri" w:hAnsi="Calibri"/>
+                <w:sz w:val="20"/>
+              </w:rPr>
+              <w:t xml:space="default">$41,870 ($28,388–$64,018)</w:t>
             </w:r>
           </w:p>
         </w:tc>
@@ -1015,7 +1015,7 @@
                 <w:rFonts w:ascii="Calibri" w:hAnsi="Calibri"/>
                 <w:sz w:val="20"/>
               </w:rPr>
-              <w:t xml:space="default">$33,591 ($26,361–$44,179)</w:t>
+              <w:t xml:space="default">$33,591 ($26,361–$45,450)</w:t>
             </w:r>
           </w:p>
         </w:tc>
@@ -1193,7 +1193,7 @@
                 <w:sz w:val="20"/>
                 <w:b w:val="true"/>
               </w:rPr>
-              <w:t xml:space="default">0.743</w:t>
+              <w:t xml:space="default">0.666</w:t>
             </w:r>
           </w:p>
         </w:tc>
@@ -1371,31 +1371,31 @@
                 <w:rFonts w:ascii="Calibri" w:hAnsi="Calibri"/>
                 <w:sz w:val="20"/>
               </w:rPr>
-              <w:t xml:space="default">$30,625 ($16,427–$48,462)</w:t>
-            </w:r>
-          </w:p>
-        </w:tc>
-        <w:tc>
-          <w:tcPr>
-            <w:tcBorders>
-              <w:top w:val="single" w:space="0" w:color="D3D3D3"/>
-              <w:bottom w:val="single" w:space="0" w:color="D3D3D3"/>
-              <w:start w:val="single" w:space="0" w:color="D3D3D3"/>
-              <w:end w:val="single" w:space="0" w:color="D3D3D3"/>
-            </w:tcBorders>
-          </w:tcPr>
-          <w:p>
-            <w:pPr>
-              <w:spacing w:before="0" w:after="60"/>
-              <w:keepNext/>
-              <w:jc w:val="start"/>
-            </w:pPr>
-            <w:r>
-              <w:rPr>
-                <w:rFonts w:ascii="Calibri" w:hAnsi="Calibri"/>
-                <w:sz w:val="20"/>
-              </w:rPr>
-              <w:t xml:space="default">$34,097 ($20,798–$52,840)</w:t>
+              <w:t xml:space="default">$30,625 ($16,080–$48,510)</w:t>
+            </w:r>
+          </w:p>
+        </w:tc>
+        <w:tc>
+          <w:tcPr>
+            <w:tcBorders>
+              <w:top w:val="single" w:space="0" w:color="D3D3D3"/>
+              <w:bottom w:val="single" w:space="0" w:color="D3D3D3"/>
+              <w:start w:val="single" w:space="0" w:color="D3D3D3"/>
+              <w:end w:val="single" w:space="0" w:color="D3D3D3"/>
+            </w:tcBorders>
+          </w:tcPr>
+          <w:p>
+            <w:pPr>
+              <w:spacing w:before="0" w:after="60"/>
+              <w:keepNext/>
+              <w:jc w:val="start"/>
+            </w:pPr>
+            <w:r>
+              <w:rPr>
+                <w:rFonts w:ascii="Calibri" w:hAnsi="Calibri"/>
+                <w:sz w:val="20"/>
+              </w:rPr>
+              <w:t xml:space="default">$34,726 ($21,392–$52,840)</w:t>
             </w:r>
           </w:p>
         </w:tc>

--- a/Word Tables/Table5_Charges_Analysis.docx
+++ b/Word Tables/Table5_Charges_Analysis.docx
@@ -236,31 +236,31 @@
                 <w:rFonts w:ascii="Calibri" w:hAnsi="Calibri"/>
                 <w:sz w:val="20"/>
               </w:rPr>
-              <w:t xml:space="default">$28,855 ($15,004–$45,009)</w:t>
-            </w:r>
-          </w:p>
-        </w:tc>
-        <w:tc>
-          <w:tcPr>
-            <w:tcBorders>
-              <w:top w:val="single" w:space="0" w:color="D3D3D3"/>
-              <w:bottom w:val="single" w:space="0" w:color="D3D3D3"/>
-              <w:start w:val="single" w:space="0" w:color="D3D3D3"/>
-              <w:end w:val="single" w:space="0" w:color="D3D3D3"/>
-            </w:tcBorders>
-          </w:tcPr>
-          <w:p>
-            <w:pPr>
-              <w:spacing w:before="0" w:after="60"/>
-              <w:keepNext/>
-              <w:jc w:val="start"/>
-            </w:pPr>
-            <w:r>
-              <w:rPr>
-                <w:rFonts w:ascii="Calibri" w:hAnsi="Calibri"/>
-                <w:sz w:val="20"/>
-              </w:rPr>
-              <w:t xml:space="default">$33,028 ($21,392–$51,195)</w:t>
+              <w:t xml:space="default">$28,971 ($15,233–$47,510)</w:t>
+            </w:r>
+          </w:p>
+        </w:tc>
+        <w:tc>
+          <w:tcPr>
+            <w:tcBorders>
+              <w:top w:val="single" w:space="0" w:color="D3D3D3"/>
+              <w:bottom w:val="single" w:space="0" w:color="D3D3D3"/>
+              <w:start w:val="single" w:space="0" w:color="D3D3D3"/>
+              <w:end w:val="single" w:space="0" w:color="D3D3D3"/>
+            </w:tcBorders>
+          </w:tcPr>
+          <w:p>
+            <w:pPr>
+              <w:spacing w:before="0" w:after="60"/>
+              <w:keepNext/>
+              <w:jc w:val="start"/>
+            </w:pPr>
+            <w:r>
+              <w:rPr>
+                <w:rFonts w:ascii="Calibri" w:hAnsi="Calibri"/>
+                <w:sz w:val="20"/>
+              </w:rPr>
+              <w:t xml:space="default">$32,902 ($21,470–$51,094)</w:t>
             </w:r>
           </w:p>
         </w:tc>
@@ -413,7 +413,7 @@
                 <w:sz w:val="20"/>
                 <w:b w:val="true"/>
               </w:rPr>
-              <w:t xml:space="default">0.213</w:t>
+              <w:t xml:space="default">0.248</w:t>
             </w:r>
           </w:p>
         </w:tc>
@@ -438,7 +438,7 @@
                 <w:sz w:val="20"/>
                 <w:b w:val="true"/>
               </w:rPr>
-              <w:t xml:space="default">0.085</w:t>
+              <w:t xml:space="default">0.083</w:t>
             </w:r>
           </w:p>
         </w:tc>
@@ -491,7 +491,7 @@
                 <w:rFonts w:ascii="Calibri" w:hAnsi="Calibri"/>
                 <w:sz w:val="20"/>
               </w:rPr>
-              <w:t xml:space="default">$25,518 ($12,134–$50,692)</w:t>
+              <w:t xml:space="default">$25,518 ($12,196–$118,361)</w:t>
             </w:r>
           </w:p>
         </w:tc>
@@ -616,7 +616,7 @@
                 <w:rFonts w:ascii="Calibri" w:hAnsi="Calibri"/>
                 <w:sz w:val="20"/>
               </w:rPr>
-              <w:t xml:space="default">$33,814 ($17,526–$49,899)</w:t>
+              <w:t xml:space="default">$33,814 ($16,080–$50,265)</w:t>
             </w:r>
           </w:p>
         </w:tc>
@@ -741,31 +741,31 @@
                 <w:rFonts w:ascii="Calibri" w:hAnsi="Calibri"/>
                 <w:sz w:val="20"/>
               </w:rPr>
-              <w:t xml:space="default">$25,649 ($12,885–$38,261)</w:t>
-            </w:r>
-          </w:p>
-        </w:tc>
-        <w:tc>
-          <w:tcPr>
-            <w:tcBorders>
-              <w:top w:val="single" w:space="0" w:color="D3D3D3"/>
-              <w:bottom w:val="single" w:space="0" w:color="D3D3D3"/>
-              <w:start w:val="single" w:space="0" w:color="D3D3D3"/>
-              <w:end w:val="single" w:space="0" w:color="D3D3D3"/>
-            </w:tcBorders>
-          </w:tcPr>
-          <w:p>
-            <w:pPr>
-              <w:spacing w:before="0" w:after="60"/>
-              <w:keepNext/>
-              <w:jc w:val="start"/>
-            </w:pPr>
-            <w:r>
-              <w:rPr>
-                <w:rFonts w:ascii="Calibri" w:hAnsi="Calibri"/>
-                <w:sz w:val="20"/>
-              </w:rPr>
-              <w:t xml:space="default">$28,542 ($17,087–$47,911)</w:t>
+              <w:t xml:space="default">$25,649 ($12,513–$41,233)</w:t>
+            </w:r>
+          </w:p>
+        </w:tc>
+        <w:tc>
+          <w:tcPr>
+            <w:tcBorders>
+              <w:top w:val="single" w:space="0" w:color="D3D3D3"/>
+              <w:bottom w:val="single" w:space="0" w:color="D3D3D3"/>
+              <w:start w:val="single" w:space="0" w:color="D3D3D3"/>
+              <w:end w:val="single" w:space="0" w:color="D3D3D3"/>
+            </w:tcBorders>
+          </w:tcPr>
+          <w:p>
+            <w:pPr>
+              <w:spacing w:before="0" w:after="60"/>
+              <w:keepNext/>
+              <w:jc w:val="start"/>
+            </w:pPr>
+            <w:r>
+              <w:rPr>
+                <w:rFonts w:ascii="Calibri" w:hAnsi="Calibri"/>
+                <w:sz w:val="20"/>
+              </w:rPr>
+              <w:t xml:space="default">$28,542 ($17,163–$47,136)</w:t>
             </w:r>
           </w:p>
         </w:tc>
@@ -866,7 +866,7 @@
                 <w:rFonts w:ascii="Calibri" w:hAnsi="Calibri"/>
                 <w:sz w:val="20"/>
               </w:rPr>
-              <w:t xml:space="default">$25,409 ($10,528–$60,437)</w:t>
+              <w:t xml:space="default">$34,897 ($10,528–$64,838)</w:t>
             </w:r>
           </w:p>
         </w:tc>
@@ -991,7 +991,7 @@
                 <w:rFonts w:ascii="Calibri" w:hAnsi="Calibri"/>
                 <w:sz w:val="20"/>
               </w:rPr>
-              <w:t xml:space="default">$30,947 ($23,017–$47,131)</w:t>
+              <w:t xml:space="default">$30,947 ($23,959–$47,131)</w:t>
             </w:r>
           </w:p>
         </w:tc>
@@ -1193,7 +1193,7 @@
                 <w:sz w:val="20"/>
                 <w:b w:val="true"/>
               </w:rPr>
-              <w:t xml:space="default">0.666</w:t>
+              <w:t xml:space="default">0.673</w:t>
             </w:r>
           </w:p>
         </w:tc>
@@ -1246,7 +1246,7 @@
                 <w:rFonts w:ascii="Calibri" w:hAnsi="Calibri"/>
                 <w:sz w:val="20"/>
               </w:rPr>
-              <w:t xml:space="default">$13,573 ($9,720–$25,282)</w:t>
+              <w:t xml:space="default">$16,710 ($10,347–$25,282)</w:t>
             </w:r>
           </w:p>
         </w:tc>
@@ -1371,31 +1371,31 @@
                 <w:rFonts w:ascii="Calibri" w:hAnsi="Calibri"/>
                 <w:sz w:val="20"/>
               </w:rPr>
-              <w:t xml:space="default">$30,625 ($16,080–$48,510)</w:t>
-            </w:r>
-          </w:p>
-        </w:tc>
-        <w:tc>
-          <w:tcPr>
-            <w:tcBorders>
-              <w:top w:val="single" w:space="0" w:color="D3D3D3"/>
-              <w:bottom w:val="single" w:space="0" w:color="D3D3D3"/>
-              <w:start w:val="single" w:space="0" w:color="D3D3D3"/>
-              <w:end w:val="single" w:space="0" w:color="D3D3D3"/>
-            </w:tcBorders>
-          </w:tcPr>
-          <w:p>
-            <w:pPr>
-              <w:spacing w:before="0" w:after="60"/>
-              <w:keepNext/>
-              <w:jc w:val="start"/>
-            </w:pPr>
-            <w:r>
-              <w:rPr>
-                <w:rFonts w:ascii="Calibri" w:hAnsi="Calibri"/>
-                <w:sz w:val="20"/>
-              </w:rPr>
-              <w:t xml:space="default">$34,726 ($21,392–$52,840)</w:t>
+              <w:t xml:space="default">$30,947 ($16,427–$50,692)</w:t>
+            </w:r>
+          </w:p>
+        </w:tc>
+        <w:tc>
+          <w:tcPr>
+            <w:tcBorders>
+              <w:top w:val="single" w:space="0" w:color="D3D3D3"/>
+              <w:bottom w:val="single" w:space="0" w:color="D3D3D3"/>
+              <w:start w:val="single" w:space="0" w:color="D3D3D3"/>
+              <w:end w:val="single" w:space="0" w:color="D3D3D3"/>
+            </w:tcBorders>
+          </w:tcPr>
+          <w:p>
+            <w:pPr>
+              <w:spacing w:before="0" w:after="60"/>
+              <w:keepNext/>
+              <w:jc w:val="start"/>
+            </w:pPr>
+            <w:r>
+              <w:rPr>
+                <w:rFonts w:ascii="Calibri" w:hAnsi="Calibri"/>
+                <w:sz w:val="20"/>
+              </w:rPr>
+              <w:t xml:space="default">$34,726 ($21,392–$52,535)</w:t>
             </w:r>
           </w:p>
         </w:tc>

--- a/Word Tables/Table5_Charges_Analysis.docx
+++ b/Word Tables/Table5_Charges_Analysis.docx
@@ -236,31 +236,31 @@
                 <w:rFonts w:ascii="Calibri" w:hAnsi="Calibri"/>
                 <w:sz w:val="20"/>
               </w:rPr>
-              <w:t xml:space="default">$28,971 ($15,233–$47,510)</w:t>
-            </w:r>
-          </w:p>
-        </w:tc>
-        <w:tc>
-          <w:tcPr>
-            <w:tcBorders>
-              <w:top w:val="single" w:space="0" w:color="D3D3D3"/>
-              <w:bottom w:val="single" w:space="0" w:color="D3D3D3"/>
-              <w:start w:val="single" w:space="0" w:color="D3D3D3"/>
-              <w:end w:val="single" w:space="0" w:color="D3D3D3"/>
-            </w:tcBorders>
-          </w:tcPr>
-          <w:p>
-            <w:pPr>
-              <w:spacing w:before="0" w:after="60"/>
-              <w:keepNext/>
-              <w:jc w:val="start"/>
-            </w:pPr>
-            <w:r>
-              <w:rPr>
-                <w:rFonts w:ascii="Calibri" w:hAnsi="Calibri"/>
-                <w:sz w:val="20"/>
-              </w:rPr>
-              <w:t xml:space="default">$32,902 ($21,470–$51,094)</w:t>
+              <w:t xml:space="default">$27,424 ($11,979–$43,230)</w:t>
+            </w:r>
+          </w:p>
+        </w:tc>
+        <w:tc>
+          <w:tcPr>
+            <w:tcBorders>
+              <w:top w:val="single" w:space="0" w:color="D3D3D3"/>
+              <w:bottom w:val="single" w:space="0" w:color="D3D3D3"/>
+              <w:start w:val="single" w:space="0" w:color="D3D3D3"/>
+              <w:end w:val="single" w:space="0" w:color="D3D3D3"/>
+            </w:tcBorders>
+          </w:tcPr>
+          <w:p>
+            <w:pPr>
+              <w:spacing w:before="0" w:after="60"/>
+              <w:keepNext/>
+              <w:jc w:val="start"/>
+            </w:pPr>
+            <w:r>
+              <w:rPr>
+                <w:rFonts w:ascii="Calibri" w:hAnsi="Calibri"/>
+                <w:sz w:val="20"/>
+              </w:rPr>
+              <w:t xml:space="default">$32,902 ($21,165–$50,637)</w:t>
             </w:r>
           </w:p>
         </w:tc>
@@ -413,7 +413,7 @@
                 <w:sz w:val="20"/>
                 <w:b w:val="true"/>
               </w:rPr>
-              <w:t xml:space="default">0.248</w:t>
+              <w:t xml:space="default">0.105</w:t>
             </w:r>
           </w:p>
         </w:tc>
@@ -438,7 +438,7 @@
                 <w:sz w:val="20"/>
                 <w:b w:val="true"/>
               </w:rPr>
-              <w:t xml:space="default">0.083</w:t>
+              <w:t xml:space="default">0.122</w:t>
             </w:r>
           </w:p>
         </w:tc>
@@ -491,31 +491,31 @@
                 <w:rFonts w:ascii="Calibri" w:hAnsi="Calibri"/>
                 <w:sz w:val="20"/>
               </w:rPr>
-              <w:t xml:space="default">$25,518 ($12,196–$118,361)</w:t>
-            </w:r>
-          </w:p>
-        </w:tc>
-        <w:tc>
-          <w:tcPr>
-            <w:tcBorders>
-              <w:top w:val="single" w:space="0" w:color="D3D3D3"/>
-              <w:bottom w:val="single" w:space="0" w:color="D3D3D3"/>
-              <w:start w:val="single" w:space="0" w:color="D3D3D3"/>
-              <w:end w:val="single" w:space="0" w:color="D3D3D3"/>
-            </w:tcBorders>
-          </w:tcPr>
-          <w:p>
-            <w:pPr>
-              <w:spacing w:before="0" w:after="60"/>
-              <w:keepNext/>
-              <w:jc w:val="start"/>
-            </w:pPr>
-            <w:r>
-              <w:rPr>
-                <w:rFonts w:ascii="Calibri" w:hAnsi="Calibri"/>
-                <w:sz w:val="20"/>
-              </w:rPr>
-              <w:t xml:space="default">$27,091 ($23,184–$50,678)</w:t>
+              <w:t xml:space="default">$23,604 ($9,720–$27,719)</w:t>
+            </w:r>
+          </w:p>
+        </w:tc>
+        <w:tc>
+          <w:tcPr>
+            <w:tcBorders>
+              <w:top w:val="single" w:space="0" w:color="D3D3D3"/>
+              <w:bottom w:val="single" w:space="0" w:color="D3D3D3"/>
+              <w:start w:val="single" w:space="0" w:color="D3D3D3"/>
+              <w:end w:val="single" w:space="0" w:color="D3D3D3"/>
+            </w:tcBorders>
+          </w:tcPr>
+          <w:p>
+            <w:pPr>
+              <w:spacing w:before="0" w:after="60"/>
+              <w:keepNext/>
+              <w:jc w:val="start"/>
+            </w:pPr>
+            <w:r>
+              <w:rPr>
+                <w:rFonts w:ascii="Calibri" w:hAnsi="Calibri"/>
+                <w:sz w:val="20"/>
+              </w:rPr>
+              <w:t xml:space="default">$33,028 ($24,297–$50,678)</w:t>
             </w:r>
           </w:p>
         </w:tc>
@@ -616,31 +616,31 @@
                 <w:rFonts w:ascii="Calibri" w:hAnsi="Calibri"/>
                 <w:sz w:val="20"/>
               </w:rPr>
-              <w:t xml:space="default">$33,814 ($16,080–$50,265)</w:t>
-            </w:r>
-          </w:p>
-        </w:tc>
-        <w:tc>
-          <w:tcPr>
-            <w:tcBorders>
-              <w:top w:val="single" w:space="0" w:color="D3D3D3"/>
-              <w:bottom w:val="single" w:space="0" w:color="D3D3D3"/>
-              <w:start w:val="single" w:space="0" w:color="D3D3D3"/>
-              <w:end w:val="single" w:space="0" w:color="D3D3D3"/>
-            </w:tcBorders>
-          </w:tcPr>
-          <w:p>
-            <w:pPr>
-              <w:spacing w:before="0" w:after="60"/>
-              <w:keepNext/>
-              <w:jc w:val="start"/>
-            </w:pPr>
-            <w:r>
-              <w:rPr>
-                <w:rFonts w:ascii="Calibri" w:hAnsi="Calibri"/>
-                <w:sz w:val="20"/>
-              </w:rPr>
-              <w:t xml:space="default">$38,177 ($23,669–$63,323)</w:t>
+              <w:t xml:space="default">$33,814 ($16,080–$52,061)</w:t>
+            </w:r>
+          </w:p>
+        </w:tc>
+        <w:tc>
+          <w:tcPr>
+            <w:tcBorders>
+              <w:top w:val="single" w:space="0" w:color="D3D3D3"/>
+              <w:bottom w:val="single" w:space="0" w:color="D3D3D3"/>
+              <w:start w:val="single" w:space="0" w:color="D3D3D3"/>
+              <w:end w:val="single" w:space="0" w:color="D3D3D3"/>
+            </w:tcBorders>
+          </w:tcPr>
+          <w:p>
+            <w:pPr>
+              <w:spacing w:before="0" w:after="60"/>
+              <w:keepNext/>
+              <w:jc w:val="start"/>
+            </w:pPr>
+            <w:r>
+              <w:rPr>
+                <w:rFonts w:ascii="Calibri" w:hAnsi="Calibri"/>
+                <w:sz w:val="20"/>
+              </w:rPr>
+              <w:t xml:space="default">$37,675 ($23,669–$55,050)</w:t>
             </w:r>
           </w:p>
         </w:tc>
@@ -741,31 +741,31 @@
                 <w:rFonts w:ascii="Calibri" w:hAnsi="Calibri"/>
                 <w:sz w:val="20"/>
               </w:rPr>
-              <w:t xml:space="default">$25,649 ($12,513–$41,233)</w:t>
-            </w:r>
-          </w:p>
-        </w:tc>
-        <w:tc>
-          <w:tcPr>
-            <w:tcBorders>
-              <w:top w:val="single" w:space="0" w:color="D3D3D3"/>
-              <w:bottom w:val="single" w:space="0" w:color="D3D3D3"/>
-              <w:start w:val="single" w:space="0" w:color="D3D3D3"/>
-              <w:end w:val="single" w:space="0" w:color="D3D3D3"/>
-            </w:tcBorders>
-          </w:tcPr>
-          <w:p>
-            <w:pPr>
-              <w:spacing w:before="0" w:after="60"/>
-              <w:keepNext/>
-              <w:jc w:val="start"/>
-            </w:pPr>
-            <w:r>
-              <w:rPr>
-                <w:rFonts w:ascii="Calibri" w:hAnsi="Calibri"/>
-                <w:sz w:val="20"/>
-              </w:rPr>
-              <w:t xml:space="default">$28,542 ($17,163–$47,136)</w:t>
+              <w:t xml:space="default">$23,780 ($10,125–$35,442)</w:t>
+            </w:r>
+          </w:p>
+        </w:tc>
+        <w:tc>
+          <w:tcPr>
+            <w:tcBorders>
+              <w:top w:val="single" w:space="0" w:color="D3D3D3"/>
+              <w:bottom w:val="single" w:space="0" w:color="D3D3D3"/>
+              <w:start w:val="single" w:space="0" w:color="D3D3D3"/>
+              <w:end w:val="single" w:space="0" w:color="D3D3D3"/>
+            </w:tcBorders>
+          </w:tcPr>
+          <w:p>
+            <w:pPr>
+              <w:spacing w:before="0" w:after="60"/>
+              <w:keepNext/>
+              <w:jc w:val="start"/>
+            </w:pPr>
+            <w:r>
+              <w:rPr>
+                <w:rFonts w:ascii="Calibri" w:hAnsi="Calibri"/>
+                <w:sz w:val="20"/>
+              </w:rPr>
+              <w:t xml:space="default">$28,542 ($17,087–$47,136)</w:t>
             </w:r>
           </w:p>
         </w:tc>
@@ -866,31 +866,31 @@
                 <w:rFonts w:ascii="Calibri" w:hAnsi="Calibri"/>
                 <w:sz w:val="20"/>
               </w:rPr>
-              <w:t xml:space="default">$34,897 ($10,528–$64,838)</w:t>
-            </w:r>
-          </w:p>
-        </w:tc>
-        <w:tc>
-          <w:tcPr>
-            <w:tcBorders>
-              <w:top w:val="single" w:space="0" w:color="D3D3D3"/>
-              <w:bottom w:val="single" w:space="0" w:color="D3D3D3"/>
-              <w:start w:val="single" w:space="0" w:color="D3D3D3"/>
-              <w:end w:val="single" w:space="0" w:color="D3D3D3"/>
-            </w:tcBorders>
-          </w:tcPr>
-          <w:p>
-            <w:pPr>
-              <w:spacing w:before="0" w:after="60"/>
-              <w:keepNext/>
-              <w:jc w:val="start"/>
-            </w:pPr>
-            <w:r>
-              <w:rPr>
-                <w:rFonts w:ascii="Calibri" w:hAnsi="Calibri"/>
-                <w:sz w:val="20"/>
-              </w:rPr>
-              <w:t xml:space="default">$41,870 ($28,388–$64,018)</w:t>
+              <w:t xml:space="default">$34,897 ($10,347–$64,838)</w:t>
+            </w:r>
+          </w:p>
+        </w:tc>
+        <w:tc>
+          <w:tcPr>
+            <w:tcBorders>
+              <w:top w:val="single" w:space="0" w:color="D3D3D3"/>
+              <w:bottom w:val="single" w:space="0" w:color="D3D3D3"/>
+              <w:start w:val="single" w:space="0" w:color="D3D3D3"/>
+              <w:end w:val="single" w:space="0" w:color="D3D3D3"/>
+            </w:tcBorders>
+          </w:tcPr>
+          <w:p>
+            <w:pPr>
+              <w:spacing w:before="0" w:after="60"/>
+              <w:keepNext/>
+              <w:jc w:val="start"/>
+            </w:pPr>
+            <w:r>
+              <w:rPr>
+                <w:rFonts w:ascii="Calibri" w:hAnsi="Calibri"/>
+                <w:sz w:val="20"/>
+              </w:rPr>
+              <w:t xml:space="default">$41,870 ($27,323–$72,532)</w:t>
             </w:r>
           </w:p>
         </w:tc>
@@ -991,31 +991,31 @@
                 <w:rFonts w:ascii="Calibri" w:hAnsi="Calibri"/>
                 <w:sz w:val="20"/>
               </w:rPr>
-              <w:t xml:space="default">$30,947 ($23,959–$47,131)</w:t>
-            </w:r>
-          </w:p>
-        </w:tc>
-        <w:tc>
-          <w:tcPr>
-            <w:tcBorders>
-              <w:top w:val="single" w:space="0" w:color="D3D3D3"/>
-              <w:bottom w:val="single" w:space="0" w:color="D3D3D3"/>
-              <w:start w:val="single" w:space="0" w:color="D3D3D3"/>
-              <w:end w:val="single" w:space="0" w:color="D3D3D3"/>
-            </w:tcBorders>
-          </w:tcPr>
-          <w:p>
-            <w:pPr>
-              <w:spacing w:before="0" w:after="60"/>
-              <w:keepNext/>
-              <w:jc w:val="start"/>
-            </w:pPr>
-            <w:r>
-              <w:rPr>
-                <w:rFonts w:ascii="Calibri" w:hAnsi="Calibri"/>
-                <w:sz w:val="20"/>
-              </w:rPr>
-              <w:t xml:space="default">$33,591 ($26,361–$45,450)</w:t>
+              <w:t xml:space="default">$34,999 ($23,017–$47,131)</w:t>
+            </w:r>
+          </w:p>
+        </w:tc>
+        <w:tc>
+          <w:tcPr>
+            <w:tcBorders>
+              <w:top w:val="single" w:space="0" w:color="D3D3D3"/>
+              <w:bottom w:val="single" w:space="0" w:color="D3D3D3"/>
+              <w:start w:val="single" w:space="0" w:color="D3D3D3"/>
+              <w:end w:val="single" w:space="0" w:color="D3D3D3"/>
+            </w:tcBorders>
+          </w:tcPr>
+          <w:p>
+            <w:pPr>
+              <w:spacing w:before="0" w:after="60"/>
+              <w:keepNext/>
+              <w:jc w:val="start"/>
+            </w:pPr>
+            <w:r>
+              <w:rPr>
+                <w:rFonts w:ascii="Calibri" w:hAnsi="Calibri"/>
+                <w:sz w:val="20"/>
+              </w:rPr>
+              <w:t xml:space="default">$33,875 ($26,361–$45,450)</w:t>
             </w:r>
           </w:p>
         </w:tc>
@@ -1193,7 +1193,7 @@
                 <w:sz w:val="20"/>
                 <w:b w:val="true"/>
               </w:rPr>
-              <w:t xml:space="default">0.673</w:t>
+              <w:t xml:space="default">0.670</w:t>
             </w:r>
           </w:p>
         </w:tc>
@@ -1246,31 +1246,31 @@
                 <w:rFonts w:ascii="Calibri" w:hAnsi="Calibri"/>
                 <w:sz w:val="20"/>
               </w:rPr>
-              <w:t xml:space="default">$16,710 ($10,347–$25,282)</w:t>
-            </w:r>
-          </w:p>
-        </w:tc>
-        <w:tc>
-          <w:tcPr>
-            <w:tcBorders>
-              <w:top w:val="single" w:space="0" w:color="D3D3D3"/>
-              <w:bottom w:val="single" w:space="0" w:color="D3D3D3"/>
-              <w:start w:val="single" w:space="0" w:color="D3D3D3"/>
-              <w:end w:val="single" w:space="0" w:color="D3D3D3"/>
-            </w:tcBorders>
-          </w:tcPr>
-          <w:p>
-            <w:pPr>
-              <w:spacing w:before="0" w:after="60"/>
-              <w:keepNext/>
-              <w:jc w:val="start"/>
-            </w:pPr>
-            <w:r>
-              <w:rPr>
-                <w:rFonts w:ascii="Calibri" w:hAnsi="Calibri"/>
-                <w:sz w:val="20"/>
-              </w:rPr>
-              <w:t xml:space="default">$29,505 ($21,951–$35,050)</w:t>
+              <w:t xml:space="default">$11,979 ($9,305–$25,078)</w:t>
+            </w:r>
+          </w:p>
+        </w:tc>
+        <w:tc>
+          <w:tcPr>
+            <w:tcBorders>
+              <w:top w:val="single" w:space="0" w:color="D3D3D3"/>
+              <w:bottom w:val="single" w:space="0" w:color="D3D3D3"/>
+              <w:start w:val="single" w:space="0" w:color="D3D3D3"/>
+              <w:end w:val="single" w:space="0" w:color="D3D3D3"/>
+            </w:tcBorders>
+          </w:tcPr>
+          <w:p>
+            <w:pPr>
+              <w:spacing w:before="0" w:after="60"/>
+              <w:keepNext/>
+              <w:jc w:val="start"/>
+            </w:pPr>
+            <w:r>
+              <w:rPr>
+                <w:rFonts w:ascii="Calibri" w:hAnsi="Calibri"/>
+                <w:sz w:val="20"/>
+              </w:rPr>
+              <w:t xml:space="default">$29,505 ($21,149–$35,050)</w:t>
             </w:r>
           </w:p>
         </w:tc>
@@ -1371,31 +1371,31 @@
                 <w:rFonts w:ascii="Calibri" w:hAnsi="Calibri"/>
                 <w:sz w:val="20"/>
               </w:rPr>
-              <w:t xml:space="default">$30,947 ($16,427–$50,692)</w:t>
-            </w:r>
-          </w:p>
-        </w:tc>
-        <w:tc>
-          <w:tcPr>
-            <w:tcBorders>
-              <w:top w:val="single" w:space="0" w:color="D3D3D3"/>
-              <w:bottom w:val="single" w:space="0" w:color="D3D3D3"/>
-              <w:start w:val="single" w:space="0" w:color="D3D3D3"/>
-              <w:end w:val="single" w:space="0" w:color="D3D3D3"/>
-            </w:tcBorders>
-          </w:tcPr>
-          <w:p>
-            <w:pPr>
-              <w:spacing w:before="0" w:after="60"/>
-              <w:keepNext/>
-              <w:jc w:val="start"/>
-            </w:pPr>
-            <w:r>
-              <w:rPr>
-                <w:rFonts w:ascii="Calibri" w:hAnsi="Calibri"/>
-                <w:sz w:val="20"/>
-              </w:rPr>
-              <w:t xml:space="default">$34,726 ($21,392–$52,535)</w:t>
+              <w:t xml:space="default">$29,833 ($15,537–$48,064)</w:t>
+            </w:r>
+          </w:p>
+        </w:tc>
+        <w:tc>
+          <w:tcPr>
+            <w:tcBorders>
+              <w:top w:val="single" w:space="0" w:color="D3D3D3"/>
+              <w:bottom w:val="single" w:space="0" w:color="D3D3D3"/>
+              <w:start w:val="single" w:space="0" w:color="D3D3D3"/>
+              <w:end w:val="single" w:space="0" w:color="D3D3D3"/>
+            </w:tcBorders>
+          </w:tcPr>
+          <w:p>
+            <w:pPr>
+              <w:spacing w:before="0" w:after="60"/>
+              <w:keepNext/>
+              <w:jc w:val="start"/>
+            </w:pPr>
+            <w:r>
+              <w:rPr>
+                <w:rFonts w:ascii="Calibri" w:hAnsi="Calibri"/>
+                <w:sz w:val="20"/>
+              </w:rPr>
+              <w:t xml:space="default">$34,097 ($21,282–$51,094)</w:t>
             </w:r>
           </w:p>
         </w:tc>

--- a/Word Tables/Table5_Charges_Analysis.docx
+++ b/Word Tables/Table5_Charges_Analysis.docx
@@ -236,7 +236,7 @@
                 <w:rFonts w:ascii="Calibri" w:hAnsi="Calibri"/>
                 <w:sz w:val="20"/>
               </w:rPr>
-              <w:t xml:space="default">$27,424 ($11,979–$43,230)</w:t>
+              <w:t xml:space="default">$27,424 ($12,196–$43,230)</w:t>
             </w:r>
           </w:p>
         </w:tc>
@@ -413,7 +413,7 @@
                 <w:sz w:val="20"/>
                 <w:b w:val="true"/>
               </w:rPr>
-              <w:t xml:space="default">0.105</w:t>
+              <w:t xml:space="default">0.136</w:t>
             </w:r>
           </w:p>
         </w:tc>
@@ -741,7 +741,7 @@
                 <w:rFonts w:ascii="Calibri" w:hAnsi="Calibri"/>
                 <w:sz w:val="20"/>
               </w:rPr>
-              <w:t xml:space="default">$23,780 ($10,125–$35,442)</w:t>
+              <w:t xml:space="default">$23,780 ($10,718–$35,442)</w:t>
             </w:r>
           </w:p>
         </w:tc>
@@ -1371,7 +1371,7 @@
                 <w:rFonts w:ascii="Calibri" w:hAnsi="Calibri"/>
                 <w:sz w:val="20"/>
               </w:rPr>
-              <w:t xml:space="default">$29,833 ($15,537–$48,064)</w:t>
+              <w:t xml:space="default">$30,153 ($15,575–$48,510)</w:t>
             </w:r>
           </w:p>
         </w:tc>
